--- a/OOD Lab/Lab_3/OODS-EE Lab_03 Operator Overloading 1.docx
+++ b/OOD Lab/Lab_3/OODS-EE Lab_03 Operator Overloading 1.docx
@@ -1,6 +1,6 @@
 
 <file path=word/document.xml><?xml version="1.0" encoding="utf-8"?>
-<w:document xmlns:wpc="http://schemas.microsoft.com/office/word/2010/wordprocessingCanvas" xmlns:cx="http://schemas.microsoft.com/office/drawing/2014/chartex" xmlns:cx1="http://schemas.microsoft.com/office/drawing/2015/9/8/chartex" xmlns:cx2="http://schemas.microsoft.com/office/drawing/2015/10/21/chartex" xmlns:cx3="http://schemas.microsoft.com/office/drawing/2016/5/9/chartex" xmlns:cx4="http://schemas.microsoft.com/office/drawing/2016/5/10/chartex" xmlns:cx5="http://schemas.microsoft.com/office/drawing/2016/5/11/chartex" xmlns:cx6="http://schemas.microsoft.com/office/drawing/2016/5/12/chartex" xmlns:cx7="http://schemas.microsoft.com/office/drawing/2016/5/13/chartex" xmlns:cx8="http://schemas.microsoft.com/office/drawing/2016/5/14/chartex" xmlns:mc="http://schemas.openxmlformats.org/markup-compatibility/2006" xmlns:aink="http://schemas.microsoft.com/office/drawing/2016/ink" xmlns:am3d="http://schemas.microsoft.com/office/drawing/2017/model3d" xmlns:o="urn:schemas-microsoft-com:office:office" xmlns:oel="http://schemas.microsoft.com/office/2019/extlst" xmlns:r="http://schemas.openxmlformats.org/officeDocument/2006/relationships" xmlns:m="http://schemas.openxmlformats.org/officeDocument/2006/math" xmlns:v="urn:schemas-microsoft-com:vml" xmlns:wp14="http://schemas.microsoft.com/office/word/2010/wordprocessingDrawing" xmlns:wp="http://schemas.openxmlformats.org/drawingml/2006/wordprocessingDrawing" xmlns:w10="urn:schemas-microsoft-com:office:word" xmlns:w="http://schemas.openxmlformats.org/wordprocessingml/2006/main" xmlns:w14="http://schemas.microsoft.com/office/word/2010/wordml" xmlns:w15="http://schemas.microsoft.com/office/word/2012/wordml" xmlns:w16cex="http://schemas.microsoft.com/office/word/2018/wordml/cex" xmlns:w16cid="http://schemas.microsoft.com/office/word/2016/wordml/cid" xmlns:w16="http://schemas.microsoft.com/office/word/2018/wordml" xmlns:w16du="http://schemas.microsoft.com/office/word/2023/wordml/word16du" xmlns:w16sdtdh="http://schemas.microsoft.com/office/word/2020/wordml/sdtdatahash" xmlns:w16sdtfl="http://schemas.microsoft.com/office/word/2024/wordml/sdtformatlock" xmlns:w16se="http://schemas.microsoft.com/office/word/2015/wordml/symex" xmlns:wpg="http://schemas.microsoft.com/office/word/2010/wordprocessingGroup" xmlns:wpi="http://schemas.microsoft.com/office/word/2010/wordprocessingInk" xmlns:wne="http://schemas.microsoft.com/office/word/2006/wordml" xmlns:wps="http://schemas.microsoft.com/office/word/2010/wordprocessingShape" mc:Ignorable="w14 w15 w16se w16cid w16 w16cex w16sdtdh w16sdtfl w16du wp14">
+<w:document xmlns:wpc="http://schemas.microsoft.com/office/word/2010/wordprocessingCanvas" xmlns:cx="http://schemas.microsoft.com/office/drawing/2014/chartex" xmlns:mc="http://schemas.openxmlformats.org/markup-compatibility/2006" xmlns:o="urn:schemas-microsoft-com:office:office" xmlns:r="http://schemas.openxmlformats.org/officeDocument/2006/relationships" xmlns:m="http://schemas.openxmlformats.org/officeDocument/2006/math" xmlns:v="urn:schemas-microsoft-com:vml" xmlns:wp14="http://schemas.microsoft.com/office/word/2010/wordprocessingDrawing" xmlns:wp="http://schemas.openxmlformats.org/drawingml/2006/wordprocessingDrawing" xmlns:w10="urn:schemas-microsoft-com:office:word" xmlns:w="http://schemas.openxmlformats.org/wordprocessingml/2006/main" xmlns:w14="http://schemas.microsoft.com/office/word/2010/wordml" xmlns:w15="http://schemas.microsoft.com/office/word/2012/wordml" xmlns:w16se="http://schemas.microsoft.com/office/word/2015/wordml/symex" xmlns:wpg="http://schemas.microsoft.com/office/word/2010/wordprocessingGroup" xmlns:wpi="http://schemas.microsoft.com/office/word/2010/wordprocessingInk" xmlns:wne="http://schemas.microsoft.com/office/word/2006/wordml" xmlns:wps="http://schemas.microsoft.com/office/word/2010/wordprocessingShape" mc:Ignorable="w14 w15 w16se wp14">
   <w:body>
     <w:tbl>
       <w:tblPr>
@@ -414,6 +414,20 @@
                 <w:rFonts w:ascii="Arial" w:eastAsia="Times New Roman" w:hAnsi="Arial"/>
               </w:rPr>
             </w:pPr>
+            <w:proofErr w:type="spellStart"/>
+            <w:r>
+              <w:rPr>
+                <w:rFonts w:ascii="Arial" w:eastAsia="Times New Roman" w:hAnsi="Arial"/>
+              </w:rPr>
+              <w:t>M.Nafayh</w:t>
+            </w:r>
+            <w:proofErr w:type="spellEnd"/>
+            <w:r>
+              <w:rPr>
+                <w:rFonts w:ascii="Arial" w:eastAsia="Times New Roman" w:hAnsi="Arial"/>
+              </w:rPr>
+              <w:t xml:space="preserve"> Akhlaq</w:t>
+            </w:r>
           </w:p>
         </w:tc>
         <w:tc>
@@ -428,6 +442,12 @@
                 <w:rFonts w:ascii="Arial" w:eastAsia="Times New Roman" w:hAnsi="Arial"/>
               </w:rPr>
             </w:pPr>
+            <w:r>
+              <w:rPr>
+                <w:rFonts w:ascii="Arial" w:eastAsia="Times New Roman" w:hAnsi="Arial"/>
+              </w:rPr>
+              <w:t>25i-6180</w:t>
+            </w:r>
           </w:p>
         </w:tc>
         <w:tc>
@@ -443,6 +463,12 @@
                 <w:rFonts w:ascii="Arial" w:eastAsia="Times New Roman" w:hAnsi="Arial"/>
               </w:rPr>
             </w:pPr>
+            <w:r>
+              <w:rPr>
+                <w:rFonts w:ascii="Arial" w:eastAsia="Times New Roman" w:hAnsi="Arial"/>
+              </w:rPr>
+              <w:t>EEC</w:t>
+            </w:r>
           </w:p>
         </w:tc>
       </w:tr>
@@ -1304,6 +1330,7 @@
           <w:rFonts w:asciiTheme="minorBidi" w:hAnsiTheme="minorBidi" w:cstheme="minorBidi"/>
           <w:szCs w:val="28"/>
         </w:rPr>
+        <w:lastRenderedPageBreak/>
         <w:t>LAB OBJECTIVES</w:t>
       </w:r>
     </w:p>
@@ -1709,9 +1736,19 @@
                 <w:sz w:val="18"/>
                 <w:szCs w:val="18"/>
               </w:rPr>
-              <w:t xml:space="preserve">    Complex(</w:t>
+              <w:t xml:space="preserve">    </w:t>
+            </w:r>
+            <w:proofErr w:type="gramStart"/>
+            <w:r>
+              <w:rPr>
+                <w:rFonts w:ascii="Consolas" w:hAnsi="Consolas"/>
+                <w:sz w:val="18"/>
+                <w:szCs w:val="18"/>
+              </w:rPr>
+              <w:t>Complex(</w:t>
             </w:r>
             <w:proofErr w:type="spellStart"/>
+            <w:proofErr w:type="gramEnd"/>
             <w:r>
               <w:rPr>
                 <w:rFonts w:ascii="Consolas" w:hAnsi="Consolas"/>
@@ -1940,7 +1977,25 @@
                 <w:sz w:val="18"/>
                 <w:szCs w:val="18"/>
               </w:rPr>
-              <w:t xml:space="preserve">    Complex operator+(Complex </w:t>
+              <w:t xml:space="preserve">    Complex operator</w:t>
+            </w:r>
+            <w:proofErr w:type="gramStart"/>
+            <w:r>
+              <w:rPr>
+                <w:rFonts w:ascii="Consolas" w:hAnsi="Consolas"/>
+                <w:sz w:val="18"/>
+                <w:szCs w:val="18"/>
+              </w:rPr>
+              <w:t>+(</w:t>
+            </w:r>
+            <w:proofErr w:type="gramEnd"/>
+            <w:r>
+              <w:rPr>
+                <w:rFonts w:ascii="Consolas" w:hAnsi="Consolas"/>
+                <w:sz w:val="18"/>
+                <w:szCs w:val="18"/>
+              </w:rPr>
+              <w:t xml:space="preserve">Complex </w:t>
             </w:r>
             <w:proofErr w:type="spellStart"/>
             <w:r>
@@ -2027,6 +2082,7 @@
               <w:t xml:space="preserve">        </w:t>
             </w:r>
             <w:proofErr w:type="spellStart"/>
+            <w:proofErr w:type="gramStart"/>
             <w:r>
               <w:rPr>
                 <w:rFonts w:ascii="Consolas" w:hAnsi="Consolas"/>
@@ -2036,6 +2092,7 @@
               <w:t>temp.real</w:t>
             </w:r>
             <w:proofErr w:type="spellEnd"/>
+            <w:proofErr w:type="gramEnd"/>
             <w:r>
               <w:rPr>
                 <w:rFonts w:ascii="Consolas" w:hAnsi="Consolas"/>
@@ -2085,6 +2142,7 @@
               <w:t xml:space="preserve">        </w:t>
             </w:r>
             <w:proofErr w:type="spellStart"/>
+            <w:proofErr w:type="gramStart"/>
             <w:r>
               <w:rPr>
                 <w:rFonts w:ascii="Consolas" w:hAnsi="Consolas"/>
@@ -2094,6 +2152,7 @@
               <w:t>temp.imag</w:t>
             </w:r>
             <w:proofErr w:type="spellEnd"/>
+            <w:proofErr w:type="gramEnd"/>
             <w:r>
               <w:rPr>
                 <w:rFonts w:ascii="Consolas" w:hAnsi="Consolas"/>
@@ -2229,7 +2288,25 @@
                 <w:sz w:val="18"/>
                 <w:szCs w:val="18"/>
               </w:rPr>
-              <w:t>void display()</w:t>
+              <w:t xml:space="preserve">void </w:t>
+            </w:r>
+            <w:proofErr w:type="gramStart"/>
+            <w:r>
+              <w:rPr>
+                <w:rFonts w:ascii="Consolas" w:hAnsi="Consolas"/>
+                <w:sz w:val="18"/>
+                <w:szCs w:val="18"/>
+              </w:rPr>
+              <w:t>display(</w:t>
+            </w:r>
+            <w:proofErr w:type="gramEnd"/>
+            <w:r>
+              <w:rPr>
+                <w:rFonts w:ascii="Consolas" w:hAnsi="Consolas"/>
+                <w:sz w:val="18"/>
+                <w:szCs w:val="18"/>
+              </w:rPr>
+              <w:t>)</w:t>
             </w:r>
           </w:p>
           <w:p>
@@ -2273,7 +2350,7 @@
                 <w:sz w:val="18"/>
                 <w:szCs w:val="18"/>
               </w:rPr>
-              <w:t xml:space="preserve">        </w:t>
+              <w:t xml:space="preserve">        cout &lt;&lt; real &lt;&lt; " + " &lt;&lt; </w:t>
             </w:r>
             <w:proofErr w:type="spellStart"/>
             <w:r>
@@ -2282,7 +2359,7 @@
                 <w:sz w:val="18"/>
                 <w:szCs w:val="18"/>
               </w:rPr>
-              <w:t>cout</w:t>
+              <w:t>imag</w:t>
             </w:r>
             <w:proofErr w:type="spellEnd"/>
             <w:r>
@@ -2291,7 +2368,7 @@
                 <w:sz w:val="18"/>
                 <w:szCs w:val="18"/>
               </w:rPr>
-              <w:t xml:space="preserve"> &lt;&lt; real &lt;&lt; " + " &lt;&lt; </w:t>
+              <w:t xml:space="preserve"> &lt;&lt; "</w:t>
             </w:r>
             <w:proofErr w:type="spellStart"/>
             <w:r>
@@ -2300,7 +2377,7 @@
                 <w:sz w:val="18"/>
                 <w:szCs w:val="18"/>
               </w:rPr>
-              <w:t>imag</w:t>
+              <w:t>i</w:t>
             </w:r>
             <w:proofErr w:type="spellEnd"/>
             <w:r>
@@ -2309,43 +2386,7 @@
                 <w:sz w:val="18"/>
                 <w:szCs w:val="18"/>
               </w:rPr>
-              <w:t xml:space="preserve"> &lt;&lt; "</w:t>
-            </w:r>
-            <w:proofErr w:type="spellStart"/>
-            <w:r>
-              <w:rPr>
-                <w:rFonts w:ascii="Consolas" w:hAnsi="Consolas"/>
-                <w:sz w:val="18"/>
-                <w:szCs w:val="18"/>
-              </w:rPr>
-              <w:t>i</w:t>
-            </w:r>
-            <w:proofErr w:type="spellEnd"/>
-            <w:r>
-              <w:rPr>
-                <w:rFonts w:ascii="Consolas" w:hAnsi="Consolas"/>
-                <w:sz w:val="18"/>
-                <w:szCs w:val="18"/>
-              </w:rPr>
-              <w:t xml:space="preserve">" &lt;&lt; </w:t>
-            </w:r>
-            <w:proofErr w:type="spellStart"/>
-            <w:r>
-              <w:rPr>
-                <w:rFonts w:ascii="Consolas" w:hAnsi="Consolas"/>
-                <w:sz w:val="18"/>
-                <w:szCs w:val="18"/>
-              </w:rPr>
-              <w:t>endl</w:t>
-            </w:r>
-            <w:proofErr w:type="spellEnd"/>
-            <w:r>
-              <w:rPr>
-                <w:rFonts w:ascii="Consolas" w:hAnsi="Consolas"/>
-                <w:sz w:val="18"/>
-                <w:szCs w:val="18"/>
-              </w:rPr>
-              <w:t>;</w:t>
+              <w:t>" &lt;&lt; endl;</w:t>
             </w:r>
           </w:p>
           <w:p>
@@ -2435,7 +2476,25 @@
                 <w:sz w:val="18"/>
                 <w:szCs w:val="18"/>
               </w:rPr>
-              <w:t xml:space="preserve"> main()</w:t>
+              <w:t xml:space="preserve"> </w:t>
+            </w:r>
+            <w:proofErr w:type="gramStart"/>
+            <w:r>
+              <w:rPr>
+                <w:rFonts w:ascii="Consolas" w:hAnsi="Consolas"/>
+                <w:sz w:val="18"/>
+                <w:szCs w:val="18"/>
+              </w:rPr>
+              <w:t>main(</w:t>
+            </w:r>
+            <w:proofErr w:type="gramEnd"/>
+            <w:r>
+              <w:rPr>
+                <w:rFonts w:ascii="Consolas" w:hAnsi="Consolas"/>
+                <w:sz w:val="18"/>
+                <w:szCs w:val="18"/>
+              </w:rPr>
+              <w:t>)</w:t>
             </w:r>
           </w:p>
           <w:p>
@@ -2576,7 +2635,25 @@
                 <w:sz w:val="18"/>
                 <w:szCs w:val="18"/>
               </w:rPr>
-              <w:t xml:space="preserve">    c3.display();</w:t>
+              <w:t xml:space="preserve">    c</w:t>
+            </w:r>
+            <w:proofErr w:type="gramStart"/>
+            <w:r>
+              <w:rPr>
+                <w:rFonts w:ascii="Consolas" w:hAnsi="Consolas"/>
+                <w:sz w:val="18"/>
+                <w:szCs w:val="18"/>
+              </w:rPr>
+              <w:t>3.display</w:t>
+            </w:r>
+            <w:proofErr w:type="gramEnd"/>
+            <w:r>
+              <w:rPr>
+                <w:rFonts w:ascii="Consolas" w:hAnsi="Consolas"/>
+                <w:sz w:val="18"/>
+                <w:szCs w:val="18"/>
+              </w:rPr>
+              <w:t>();</w:t>
             </w:r>
           </w:p>
           <w:p>
@@ -2821,7 +2898,16 @@
           <w:sz w:val="22"/>
           <w:szCs w:val="22"/>
         </w:rPr>
-        <w:t>Unary Operator:</w:t>
+        <w:t>Unary Operator</w:t>
+      </w:r>
+      <w:proofErr w:type="gramStart"/>
+      <w:r>
+        <w:rPr>
+          <w:rFonts w:asciiTheme="minorBidi" w:hAnsiTheme="minorBidi"/>
+          <w:sz w:val="22"/>
+          <w:szCs w:val="22"/>
+        </w:rPr>
+        <w:t>:</w:t>
       </w:r>
       <w:r>
         <w:rPr>
@@ -2831,6 +2917,7 @@
         </w:rPr>
         <w:t xml:space="preserve"> !</w:t>
       </w:r>
+      <w:proofErr w:type="gramEnd"/>
       <w:r>
         <w:rPr>
           <w:rFonts w:asciiTheme="minorBidi" w:hAnsiTheme="minorBidi"/>
@@ -2987,7 +3074,16 @@
           <w:sz w:val="22"/>
           <w:szCs w:val="22"/>
         </w:rPr>
-        <w:t>Some operators cannot be overloaded (</w:t>
+        <w:t xml:space="preserve">Some operators cannot be overloaded </w:t>
+      </w:r>
+      <w:proofErr w:type="gramStart"/>
+      <w:r>
+        <w:rPr>
+          <w:rFonts w:asciiTheme="minorBidi" w:hAnsiTheme="minorBidi"/>
+          <w:sz w:val="22"/>
+          <w:szCs w:val="22"/>
+        </w:rPr>
+        <w:t>(</w:t>
       </w:r>
       <w:r>
         <w:rPr>
@@ -3009,6 +3105,7 @@
         </w:rPr>
         <w:t>,</w:t>
       </w:r>
+      <w:proofErr w:type="gramEnd"/>
       <w:r>
         <w:rPr>
           <w:rFonts w:asciiTheme="minorBidi" w:hAnsiTheme="minorBidi"/>
@@ -3090,6 +3187,7 @@
           <w:rFonts w:asciiTheme="minorBidi" w:hAnsiTheme="minorBidi" w:cstheme="minorBidi"/>
           <w:szCs w:val="28"/>
         </w:rPr>
+        <w:lastRenderedPageBreak/>
         <w:t>LAB TASKS:</w:t>
       </w:r>
     </w:p>
@@ -3776,6 +3874,7 @@
         <w:t xml:space="preserve"> </w:t>
       </w:r>
       <w:proofErr w:type="spellStart"/>
+      <w:proofErr w:type="gramStart"/>
       <w:r>
         <w:rPr>
           <w:rFonts w:ascii="Consolas" w:hAnsi="Consolas" w:cstheme="majorBidi"/>
@@ -3791,7 +3890,26 @@
           <w:sz w:val="20"/>
           <w:szCs w:val="20"/>
         </w:rPr>
-        <w:t>[2][2]</w:t>
+        <w:t>[</w:t>
+      </w:r>
+      <w:proofErr w:type="gramEnd"/>
+      <w:r>
+        <w:rPr>
+          <w:rFonts w:ascii="Consolas" w:hAnsi="Consolas" w:cstheme="majorBidi"/>
+          <w:sz w:val="20"/>
+          <w:szCs w:val="20"/>
+        </w:rPr>
+        <w:t>2]</w:t>
+      </w:r>
+      <w:bookmarkStart w:id="0" w:name="_GoBack"/>
+      <w:bookmarkEnd w:id="0"/>
+      <w:r>
+        <w:rPr>
+          <w:rFonts w:ascii="Consolas" w:hAnsi="Consolas" w:cstheme="majorBidi"/>
+          <w:sz w:val="20"/>
+          <w:szCs w:val="20"/>
+        </w:rPr>
+        <w:t>[2]</w:t>
       </w:r>
       <w:r>
         <w:rPr>
@@ -3867,7 +3985,27 @@
           <w:sz w:val="22"/>
           <w:szCs w:val="22"/>
         </w:rPr>
-        <w:t>Using parameterized constructor, initialize matrix class object in the main()</w:t>
+        <w:t xml:space="preserve">Using parameterized constructor, initialize matrix class object in the </w:t>
+      </w:r>
+      <w:proofErr w:type="gramStart"/>
+      <w:r>
+        <w:rPr>
+          <w:rFonts w:asciiTheme="minorBidi" w:hAnsiTheme="minorBidi" w:cstheme="minorBidi"/>
+          <w:color w:val="000000"/>
+          <w:sz w:val="22"/>
+          <w:szCs w:val="22"/>
+        </w:rPr>
+        <w:t>main(</w:t>
+      </w:r>
+      <w:proofErr w:type="gramEnd"/>
+      <w:r>
+        <w:rPr>
+          <w:rFonts w:asciiTheme="minorBidi" w:hAnsiTheme="minorBidi" w:cstheme="minorBidi"/>
+          <w:color w:val="000000"/>
+          <w:sz w:val="22"/>
+          <w:szCs w:val="22"/>
+        </w:rPr>
+        <w:t>)</w:t>
       </w:r>
       <w:r>
         <w:rPr>
@@ -4444,7 +4582,7 @@
 </file>
 
 <file path=word/numbering.xml><?xml version="1.0" encoding="utf-8"?>
-<w:numbering xmlns:wpc="http://schemas.microsoft.com/office/word/2010/wordprocessingCanvas" xmlns:cx="http://schemas.microsoft.com/office/drawing/2014/chartex" xmlns:cx1="http://schemas.microsoft.com/office/drawing/2015/9/8/chartex" xmlns:cx2="http://schemas.microsoft.com/office/drawing/2015/10/21/chartex" xmlns:cx3="http://schemas.microsoft.com/office/drawing/2016/5/9/chartex" xmlns:cx4="http://schemas.microsoft.com/office/drawing/2016/5/10/chartex" xmlns:cx5="http://schemas.microsoft.com/office/drawing/2016/5/11/chartex" xmlns:cx6="http://schemas.microsoft.com/office/drawing/2016/5/12/chartex" xmlns:cx7="http://schemas.microsoft.com/office/drawing/2016/5/13/chartex" xmlns:cx8="http://schemas.microsoft.com/office/drawing/2016/5/14/chartex" xmlns:mc="http://schemas.openxmlformats.org/markup-compatibility/2006" xmlns:aink="http://schemas.microsoft.com/office/drawing/2016/ink" xmlns:am3d="http://schemas.microsoft.com/office/drawing/2017/model3d" xmlns:o="urn:schemas-microsoft-com:office:office" xmlns:oel="http://schemas.microsoft.com/office/2019/extlst" xmlns:r="http://schemas.openxmlformats.org/officeDocument/2006/relationships" xmlns:m="http://schemas.openxmlformats.org/officeDocument/2006/math" xmlns:v="urn:schemas-microsoft-com:vml" xmlns:wp14="http://schemas.microsoft.com/office/word/2010/wordprocessingDrawing" xmlns:wp="http://schemas.openxmlformats.org/drawingml/2006/wordprocessingDrawing" xmlns:w10="urn:schemas-microsoft-com:office:word" xmlns:w="http://schemas.openxmlformats.org/wordprocessingml/2006/main" xmlns:w14="http://schemas.microsoft.com/office/word/2010/wordml" xmlns:w15="http://schemas.microsoft.com/office/word/2012/wordml" xmlns:w16cex="http://schemas.microsoft.com/office/word/2018/wordml/cex" xmlns:w16cid="http://schemas.microsoft.com/office/word/2016/wordml/cid" xmlns:w16="http://schemas.microsoft.com/office/word/2018/wordml" xmlns:w16du="http://schemas.microsoft.com/office/word/2023/wordml/word16du" xmlns:w16sdtdh="http://schemas.microsoft.com/office/word/2020/wordml/sdtdatahash" xmlns:w16sdtfl="http://schemas.microsoft.com/office/word/2024/wordml/sdtformatlock" xmlns:w16se="http://schemas.microsoft.com/office/word/2015/wordml/symex" xmlns:wpg="http://schemas.microsoft.com/office/word/2010/wordprocessingGroup" xmlns:wpi="http://schemas.microsoft.com/office/word/2010/wordprocessingInk" xmlns:wne="http://schemas.microsoft.com/office/word/2006/wordml" xmlns:wps="http://schemas.microsoft.com/office/word/2010/wordprocessingShape" mc:Ignorable="w14 w15 w16se w16cid w16 w16cex w16sdtdh w16sdtfl w16du wp14">
+<w:numbering xmlns:wpc="http://schemas.microsoft.com/office/word/2010/wordprocessingCanvas" xmlns:cx="http://schemas.microsoft.com/office/drawing/2014/chartex" xmlns:mc="http://schemas.openxmlformats.org/markup-compatibility/2006" xmlns:o="urn:schemas-microsoft-com:office:office" xmlns:r="http://schemas.openxmlformats.org/officeDocument/2006/relationships" xmlns:m="http://schemas.openxmlformats.org/officeDocument/2006/math" xmlns:v="urn:schemas-microsoft-com:vml" xmlns:wp14="http://schemas.microsoft.com/office/word/2010/wordprocessingDrawing" xmlns:wp="http://schemas.openxmlformats.org/drawingml/2006/wordprocessingDrawing" xmlns:w10="urn:schemas-microsoft-com:office:word" xmlns:w="http://schemas.openxmlformats.org/wordprocessingml/2006/main" xmlns:w14="http://schemas.microsoft.com/office/word/2010/wordml" xmlns:w15="http://schemas.microsoft.com/office/word/2012/wordml" xmlns:w16se="http://schemas.microsoft.com/office/word/2015/wordml/symex" xmlns:wpg="http://schemas.microsoft.com/office/word/2010/wordprocessingGroup" xmlns:wpi="http://schemas.microsoft.com/office/word/2010/wordprocessingInk" xmlns:wne="http://schemas.microsoft.com/office/word/2006/wordml" xmlns:wps="http://schemas.microsoft.com/office/word/2010/wordprocessingShape" mc:Ignorable="w14 w15 w16se wp14">
   <w:abstractNum w:abstractNumId="0" w15:restartNumberingAfterBreak="0">
     <w:nsid w:val="0CB413CD"/>
     <w:multiLevelType w:val="multilevel"/>
@@ -5705,44 +5843,44 @@
       </w:pPr>
     </w:lvl>
   </w:abstractNum>
-  <w:num w:numId="1" w16cid:durableId="645821345">
+  <w:num w:numId="1">
     <w:abstractNumId w:val="1"/>
   </w:num>
-  <w:num w:numId="2" w16cid:durableId="911356153">
+  <w:num w:numId="2">
     <w:abstractNumId w:val="2"/>
   </w:num>
-  <w:num w:numId="3" w16cid:durableId="1321884296">
+  <w:num w:numId="3">
     <w:abstractNumId w:val="8"/>
   </w:num>
-  <w:num w:numId="4" w16cid:durableId="1624387249">
+  <w:num w:numId="4">
     <w:abstractNumId w:val="10"/>
   </w:num>
-  <w:num w:numId="5" w16cid:durableId="719861656">
+  <w:num w:numId="5">
     <w:abstractNumId w:val="3"/>
   </w:num>
-  <w:num w:numId="6" w16cid:durableId="372388822">
+  <w:num w:numId="6">
     <w:abstractNumId w:val="0"/>
   </w:num>
-  <w:num w:numId="7" w16cid:durableId="1668245681">
+  <w:num w:numId="7">
     <w:abstractNumId w:val="9"/>
   </w:num>
-  <w:num w:numId="8" w16cid:durableId="778985435">
+  <w:num w:numId="8">
     <w:abstractNumId w:val="4"/>
   </w:num>
-  <w:num w:numId="9" w16cid:durableId="800196419">
+  <w:num w:numId="9">
     <w:abstractNumId w:val="6"/>
   </w:num>
-  <w:num w:numId="10" w16cid:durableId="285891596">
+  <w:num w:numId="10">
     <w:abstractNumId w:val="5"/>
   </w:num>
-  <w:num w:numId="11" w16cid:durableId="1100834191">
+  <w:num w:numId="11">
     <w:abstractNumId w:val="7"/>
   </w:num>
 </w:numbering>
 </file>
 
 <file path=word/styles.xml><?xml version="1.0" encoding="utf-8"?>
-<w:styles xmlns:mc="http://schemas.openxmlformats.org/markup-compatibility/2006" xmlns:r="http://schemas.openxmlformats.org/officeDocument/2006/relationships" xmlns:w="http://schemas.openxmlformats.org/wordprocessingml/2006/main" xmlns:w14="http://schemas.microsoft.com/office/word/2010/wordml" xmlns:w15="http://schemas.microsoft.com/office/word/2012/wordml" xmlns:w16cex="http://schemas.microsoft.com/office/word/2018/wordml/cex" xmlns:w16cid="http://schemas.microsoft.com/office/word/2016/wordml/cid" xmlns:w16="http://schemas.microsoft.com/office/word/2018/wordml" xmlns:w16du="http://schemas.microsoft.com/office/word/2023/wordml/word16du" xmlns:w16sdtdh="http://schemas.microsoft.com/office/word/2020/wordml/sdtdatahash" xmlns:w16sdtfl="http://schemas.microsoft.com/office/word/2024/wordml/sdtformatlock" xmlns:w16se="http://schemas.microsoft.com/office/word/2015/wordml/symex" mc:Ignorable="w14 w15 w16se w16cid w16 w16cex w16sdtdh w16sdtfl w16du">
+<w:styles xmlns:mc="http://schemas.openxmlformats.org/markup-compatibility/2006" xmlns:r="http://schemas.openxmlformats.org/officeDocument/2006/relationships" xmlns:w="http://schemas.openxmlformats.org/wordprocessingml/2006/main" xmlns:w14="http://schemas.microsoft.com/office/word/2010/wordml" xmlns:w15="http://schemas.microsoft.com/office/word/2012/wordml" xmlns:w16se="http://schemas.microsoft.com/office/word/2015/wordml/symex" mc:Ignorable="w14 w15 w16se">
   <w:docDefaults>
     <w:rPrDefault>
       <w:rPr>
@@ -5760,7 +5898,7 @@
       </w:pPr>
     </w:pPrDefault>
   </w:docDefaults>
-  <w:latentStyles w:defLockedState="0" w:defUIPriority="99" w:defSemiHidden="0" w:defUnhideWhenUsed="0" w:defQFormat="0" w:count="376">
+  <w:latentStyles w:defLockedState="0" w:defUIPriority="99" w:defSemiHidden="0" w:defUnhideWhenUsed="0" w:defQFormat="0" w:count="371">
     <w:lsdException w:name="Normal" w:uiPriority="0" w:qFormat="1"/>
     <w:lsdException w:name="heading 1" w:uiPriority="9" w:qFormat="1"/>
     <w:lsdException w:name="heading 2" w:semiHidden="1" w:uiPriority="9" w:unhideWhenUsed="1" w:qFormat="1"/>
@@ -6132,11 +6270,6 @@
     <w:lsdException w:name="List Table 5 Dark Accent 6" w:uiPriority="50"/>
     <w:lsdException w:name="List Table 6 Colorful Accent 6" w:uiPriority="51"/>
     <w:lsdException w:name="List Table 7 Colorful Accent 6" w:uiPriority="52"/>
-    <w:lsdException w:name="Mention" w:semiHidden="1" w:unhideWhenUsed="1"/>
-    <w:lsdException w:name="Smart Hyperlink" w:semiHidden="1" w:unhideWhenUsed="1"/>
-    <w:lsdException w:name="Hashtag" w:semiHidden="1" w:unhideWhenUsed="1"/>
-    <w:lsdException w:name="Unresolved Mention" w:semiHidden="1" w:unhideWhenUsed="1"/>
-    <w:lsdException w:name="Smart Link" w:semiHidden="1" w:unhideWhenUsed="1"/>
   </w:latentStyles>
   <w:style w:type="paragraph" w:default="1" w:styleId="Normal">
     <w:name w:val="Normal"/>
